--- a/labs/lab-05/executive-brief.docx
+++ b/labs/lab-05/executive-brief.docx
@@ -12,7 +12,7 @@
     </w:p>
     <w:p>
       <w:r>
-        <w:t>Lab 05: Governance and assurance charter</w:t>
+        <w:t>Lab 05: Control and review a workflow</w:t>
       </w:r>
     </w:p>
     <w:p>
@@ -38,22 +38,22 @@
         <w:pStyle w:val="Heading2"/>
       </w:pPr>
       <w:r>
-        <w:t>NS-21: Risk appetite</w:t>
+        <w:t>NS-21: Check data access</w:t>
       </w:r>
     </w:p>
     <w:p>
       <w:r>
-        <w:t>Business input: Five use cases with different consequences</w:t>
+        <w:t>Business input: Two synthetic role-based document sets</w:t>
       </w:r>
     </w:p>
     <w:p>
       <w:r>
-        <w:t>Required output: Risk-tier matrix</w:t>
+        <w:t>Required output: Data boundary map</w:t>
       </w:r>
     </w:p>
     <w:p>
       <w:r>
-        <w:t>Review gate: High-impact uses require stronger review</w:t>
+        <w:t>Review gate: Data owner approves sources and recipients</w:t>
       </w:r>
     </w:p>
     <w:p>
@@ -61,22 +61,22 @@
         <w:pStyle w:val="Heading2"/>
       </w:pPr>
       <w:r>
-        <w:t>NS-22: Incident response</w:t>
+        <w:t>NS-22: Verify source freshness</w:t>
       </w:r>
     </w:p>
     <w:p>
       <w:r>
-        <w:t>Business input: Synthetic disclosure near miss</w:t>
+        <w:t>Business input: Current and retired service rules</w:t>
       </w:r>
     </w:p>
     <w:p>
       <w:r>
-        <w:t>Required output: Incident decision timeline</w:t>
+        <w:t>Required output: Source test record</w:t>
       </w:r>
     </w:p>
     <w:p>
       <w:r>
-        <w:t>Review gate: Security owner determines escalation</w:t>
+        <w:t>Review gate: Current rule governs action</w:t>
       </w:r>
     </w:p>
     <w:p>
@@ -84,22 +84,22 @@
         <w:pStyle w:val="Heading2"/>
       </w:pPr>
       <w:r>
-        <w:t>NS-23: Quality challenge</w:t>
+        <w:t>NS-23: Set approval responsibility</w:t>
       </w:r>
     </w:p>
     <w:p>
       <w:r>
-        <w:t>Business input: Confident answer with two errors</w:t>
+        <w:t>Business input: Service, risk and IT roles</w:t>
       </w:r>
     </w:p>
     <w:p>
       <w:r>
-        <w:t>Required output: Red-team finding and correction</w:t>
+        <w:t>Required output: Plain-language responsibility card</w:t>
       </w:r>
     </w:p>
     <w:p>
       <w:r>
-        <w:t>Review gate: Release only after material errors corrected</w:t>
+        <w:t>Review gate: Each consequential action has an owner</w:t>
       </w:r>
     </w:p>
     <w:p>
@@ -107,22 +107,22 @@
         <w:pStyle w:val="Heading2"/>
       </w:pPr>
       <w:r>
-        <w:t>NS-24: Policy ownership</w:t>
+        <w:t>NS-24: Plan incident response</w:t>
       </w:r>
     </w:p>
     <w:p>
       <w:r>
-        <w:t>Business input: Business, IT, legal and HR responsibilities</w:t>
+        <w:t>Business input: Synthetic misrouted notification</w:t>
       </w:r>
     </w:p>
     <w:p>
       <w:r>
-        <w:t>Required output: Governance RACI</w:t>
+        <w:t>Required output: Incident response card</w:t>
       </w:r>
     </w:p>
     <w:p>
       <w:r>
-        <w:t>Review gate: No control lacks a decision owner</w:t>
+        <w:t>Review gate: Risk owner decides restart</w:t>
       </w:r>
     </w:p>
     <w:p>
@@ -130,22 +130,22 @@
         <w:pStyle w:val="Heading2"/>
       </w:pPr>
       <w:r>
-        <w:t>NS-25: Board assurance</w:t>
+        <w:t>NS-25: Review workflow value</w:t>
       </w:r>
     </w:p>
     <w:p>
       <w:r>
-        <w:t>Business input: Pilot results and unresolved risks</w:t>
+        <w:t>Business input: Five sample requests and review minutes</w:t>
       </w:r>
     </w:p>
     <w:p>
       <w:r>
-        <w:t>Required output: Board risk-and-control dashboard</w:t>
+        <w:t>Required output: Workflow pilot scorecard</w:t>
       </w:r>
     </w:p>
     <w:p>
       <w:r>
-        <w:t>Review gate: Disclose unresolved material risks</w:t>
+        <w:t>Review gate: Include human review and error effort</w:t>
       </w:r>
     </w:p>
     <w:sectPr>
